--- a/spa/docx/29.content.docx
+++ b/spa/docx/29.content.docx
@@ -28,22 +28,6 @@
       </w:r>
     </w:p>
     <w:p>
-      <w:pPr>
-        <w:pStyle w:val="Heading2"/>
-      </w:pPr>
-      <w:r>
-        <w:rPr>
-          <w:lang w:val="es_ES" w:bidi="es_ES"/>
-        </w:rPr>
-        <w:t>License Information</w:t>
-      </w:r>
-      <w:r>
-        <w:rPr>
-          <w:lang w:val="es_ES" w:bidi="es_ES"/>
-        </w:rPr>
-      </w:r>
-    </w:p>
-    <w:p>
       <w:pPr/>
       <w:r>
         <w:rPr>
@@ -61,13 +45,7 @@
         <w:rPr>
           <w:lang w:val="es_ES" w:bidi="es_ES"/>
         </w:rPr>
-        <w:t xml:space="preserve"> (Spanish) is based on</w:t>
-      </w:r>
-      <w:r>
-        <w:rPr>
-          <w:lang w:val="es_ES" w:bidi="es_ES"/>
-        </w:rPr>
-        <w:t xml:space="preserve">: </w:t>
+        <w:t xml:space="preserve"> (Spanish) is based on: </w:t>
       </w:r>
       <w:r>
         <w:rPr>
@@ -188,19 +166,6 @@
       <w:pPr>
         <w:pStyle w:val="Heading2"/>
       </w:pPr>
-      <w:r>
-        <w:rPr>
-          <w:lang w:val="es_ES" w:bidi="es_ES"/>
-        </w:rPr>
-      </w:r>
-    </w:p>
-    <w:p>
-      <w:pPr/>
-      <w:r>
-        <w:rPr>
-          <w:lang w:val="es_ES" w:bidi="es_ES"/>
-        </w:rPr>
-      </w:r>
       <w:r>
         <w:rPr>
           <w:lang w:val="es_ES" w:bidi="es_ES"/>

--- a/spa/docx/29.content.docx
+++ b/spa/docx/29.content.docx
@@ -45,19 +45,7 @@
         <w:rPr>
           <w:lang w:val="es_ES" w:bidi="es_ES"/>
         </w:rPr>
-        <w:t xml:space="preserve"> (Spanish) is based on: </w:t>
-      </w:r>
-      <w:r>
-        <w:rPr>
-          <w:lang w:val="es_ES" w:bidi="es_ES"/>
-        </w:rPr>
-        <w:t>Reina Valera 1909</w:t>
-      </w:r>
-      <w:r>
-        <w:rPr>
-          <w:lang w:val="es_ES" w:bidi="es_ES"/>
-        </w:rPr>
-        <w:t xml:space="preserve">, </w:t>
+        <w:t xml:space="preserve"> © 1909 </w:t>
       </w:r>
       <w:hyperlink r:id="rId13">
         <w:r>
@@ -75,9 +63,9 @@
         <w:rPr>
           <w:lang w:val="es_ES" w:bidi="es_ES"/>
         </w:rPr>
-        <w:t xml:space="preserve">, None, which is licensed under a </w:t>
-      </w:r>
-      <w:hyperlink r:id="rId14">
+        <w:t xml:space="preserve">, licensed under a </w:t>
+      </w:r>
+      <w:hyperlink r:id="rId13">
         <w:r>
           <w:rPr>
             <w:lang w:val="es_ES" w:bidi="es_ES"/>
@@ -94,25 +82,6 @@
           <w:lang w:val="es_ES" w:bidi="es_ES"/>
         </w:rPr>
         <w:t>.</w:t>
-      </w:r>
-      <w:r>
-        <w:rPr>
-          <w:lang w:val="es_ES" w:bidi="es_ES"/>
-        </w:rPr>
-      </w:r>
-    </w:p>
-    <w:p>
-      <w:pPr/>
-      <w:r>
-        <w:rPr>
-          <w:lang w:val="es_ES" w:bidi="es_ES"/>
-        </w:rPr>
-      </w:r>
-      <w:r>
-        <w:rPr>
-          <w:lang w:val="es_ES" w:bidi="es_ES"/>
-        </w:rPr>
-        <w:t>This PDF version is provided under the same license.</w:t>
       </w:r>
       <w:r>
         <w:rPr>
@@ -212,14 +181,6 @@
       </w:pPr>
     </w:p>
     <w:p>
-      <w:pPr/>
-      <w:r>
-        <w:rPr>
-          <w:lang w:val="es_ES" w:bidi="es_ES"/>
-        </w:rPr>
-      </w:r>
-    </w:p>
-    <w:p>
       <w:pPr>
         <w:pStyle w:val="Heading2"/>
       </w:pPr>
@@ -255,24 +216,6 @@
         </w:rPr>
         <w:t xml:space="preserve"> PALABRA de Jehová que fué á Joel hijo de Pethuel.</w:t>
       </w:r>
-      <w:r>
-        <w:rPr>
-          <w:lang w:val="es_ES" w:bidi="es_ES"/>
-        </w:rPr>
-      </w:r>
-      <w:r>
-        <w:rPr>
-          <w:lang w:val="es_ES" w:bidi="es_ES"/>
-        </w:rPr>
-      </w:r>
-    </w:p>
-    <w:p>
-      <w:pPr/>
-      <w:r>
-        <w:rPr>
-          <w:lang w:val="es_ES" w:bidi="es_ES"/>
-        </w:rPr>
-      </w:r>
     </w:p>
     <w:p>
       <w:pPr/>
@@ -294,24 +237,6 @@
         </w:rPr>
         <w:t xml:space="preserve"> Oid esto, viejos, y escuchad, todos los moradores de la tierra. ¿Ha acontecido esto en vuestros días, ó en los días de vuestros padres?</w:t>
       </w:r>
-      <w:r>
-        <w:rPr>
-          <w:lang w:val="es_ES" w:bidi="es_ES"/>
-        </w:rPr>
-      </w:r>
-      <w:r>
-        <w:rPr>
-          <w:lang w:val="es_ES" w:bidi="es_ES"/>
-        </w:rPr>
-      </w:r>
-    </w:p>
-    <w:p>
-      <w:pPr/>
-      <w:r>
-        <w:rPr>
-          <w:lang w:val="es_ES" w:bidi="es_ES"/>
-        </w:rPr>
-      </w:r>
     </w:p>
     <w:p>
       <w:pPr/>
@@ -333,24 +258,6 @@
         </w:rPr>
         <w:t xml:space="preserve"> De esto contaréis á vuestros hijos, y vuestros hijos á sus hijos, y sus hijos á la otra generación.</w:t>
       </w:r>
-      <w:r>
-        <w:rPr>
-          <w:lang w:val="es_ES" w:bidi="es_ES"/>
-        </w:rPr>
-      </w:r>
-      <w:r>
-        <w:rPr>
-          <w:lang w:val="es_ES" w:bidi="es_ES"/>
-        </w:rPr>
-      </w:r>
-    </w:p>
-    <w:p>
-      <w:pPr/>
-      <w:r>
-        <w:rPr>
-          <w:lang w:val="es_ES" w:bidi="es_ES"/>
-        </w:rPr>
-      </w:r>
     </w:p>
     <w:p>
       <w:pPr/>
@@ -372,24 +279,6 @@
         </w:rPr>
         <w:t xml:space="preserve"> Lo que quedó de la oruga comió la langosta, y lo que quedó de la langosta comió el pulgón; y el revoltón comió lo que del pulgón había quedado.</w:t>
       </w:r>
-      <w:r>
-        <w:rPr>
-          <w:lang w:val="es_ES" w:bidi="es_ES"/>
-        </w:rPr>
-      </w:r>
-      <w:r>
-        <w:rPr>
-          <w:lang w:val="es_ES" w:bidi="es_ES"/>
-        </w:rPr>
-      </w:r>
-    </w:p>
-    <w:p>
-      <w:pPr/>
-      <w:r>
-        <w:rPr>
-          <w:lang w:val="es_ES" w:bidi="es_ES"/>
-        </w:rPr>
-      </w:r>
     </w:p>
     <w:p>
       <w:pPr/>
@@ -411,24 +300,6 @@
         </w:rPr>
         <w:t xml:space="preserve"> Despertad, borrachos, y llorad; aullad todos los que bebéis vino, á causa del mosto, porque os es quitado de vuestra boca.</w:t>
       </w:r>
-      <w:r>
-        <w:rPr>
-          <w:lang w:val="es_ES" w:bidi="es_ES"/>
-        </w:rPr>
-      </w:r>
-      <w:r>
-        <w:rPr>
-          <w:lang w:val="es_ES" w:bidi="es_ES"/>
-        </w:rPr>
-      </w:r>
-    </w:p>
-    <w:p>
-      <w:pPr/>
-      <w:r>
-        <w:rPr>
-          <w:lang w:val="es_ES" w:bidi="es_ES"/>
-        </w:rPr>
-      </w:r>
     </w:p>
     <w:p>
       <w:pPr/>
@@ -450,24 +321,6 @@
         </w:rPr>
         <w:t xml:space="preserve"> Porque gente subió á mi tierra, fuerte y sin número; sus dientes, dientes de león, y sus muelas, de león.</w:t>
       </w:r>
-      <w:r>
-        <w:rPr>
-          <w:lang w:val="es_ES" w:bidi="es_ES"/>
-        </w:rPr>
-      </w:r>
-      <w:r>
-        <w:rPr>
-          <w:lang w:val="es_ES" w:bidi="es_ES"/>
-        </w:rPr>
-      </w:r>
-    </w:p>
-    <w:p>
-      <w:pPr/>
-      <w:r>
-        <w:rPr>
-          <w:lang w:val="es_ES" w:bidi="es_ES"/>
-        </w:rPr>
-      </w:r>
     </w:p>
     <w:p>
       <w:pPr/>
@@ -489,24 +342,6 @@
         </w:rPr>
         <w:t xml:space="preserve"> Asoló mi vid, y descortezó mi higuera: del todo la desnudó y derribó: sus ramas quedaron blancas.</w:t>
       </w:r>
-      <w:r>
-        <w:rPr>
-          <w:lang w:val="es_ES" w:bidi="es_ES"/>
-        </w:rPr>
-      </w:r>
-      <w:r>
-        <w:rPr>
-          <w:lang w:val="es_ES" w:bidi="es_ES"/>
-        </w:rPr>
-      </w:r>
-    </w:p>
-    <w:p>
-      <w:pPr/>
-      <w:r>
-        <w:rPr>
-          <w:lang w:val="es_ES" w:bidi="es_ES"/>
-        </w:rPr>
-      </w:r>
     </w:p>
     <w:p>
       <w:pPr/>
@@ -528,24 +363,6 @@
         </w:rPr>
         <w:t xml:space="preserve"> Llora tú como moza vestida de saco por el marido de su juventud.</w:t>
       </w:r>
-      <w:r>
-        <w:rPr>
-          <w:lang w:val="es_ES" w:bidi="es_ES"/>
-        </w:rPr>
-      </w:r>
-      <w:r>
-        <w:rPr>
-          <w:lang w:val="es_ES" w:bidi="es_ES"/>
-        </w:rPr>
-      </w:r>
-    </w:p>
-    <w:p>
-      <w:pPr/>
-      <w:r>
-        <w:rPr>
-          <w:lang w:val="es_ES" w:bidi="es_ES"/>
-        </w:rPr>
-      </w:r>
     </w:p>
     <w:p>
       <w:pPr/>
@@ -567,24 +384,6 @@
         </w:rPr>
         <w:t xml:space="preserve"> Pereció el presente y la libación de la casa de Jehová: los sacerdotes ministros de Jehová hicieron luto.</w:t>
       </w:r>
-      <w:r>
-        <w:rPr>
-          <w:lang w:val="es_ES" w:bidi="es_ES"/>
-        </w:rPr>
-      </w:r>
-      <w:r>
-        <w:rPr>
-          <w:lang w:val="es_ES" w:bidi="es_ES"/>
-        </w:rPr>
-      </w:r>
-    </w:p>
-    <w:p>
-      <w:pPr/>
-      <w:r>
-        <w:rPr>
-          <w:lang w:val="es_ES" w:bidi="es_ES"/>
-        </w:rPr>
-      </w:r>
     </w:p>
     <w:p>
       <w:pPr/>
@@ -606,24 +405,6 @@
         </w:rPr>
         <w:t xml:space="preserve"> El campo fué destruído, enlutóse la tierra; porque el trigo fué destruído, se secó el mosto, perdióse el aceite.</w:t>
       </w:r>
-      <w:r>
-        <w:rPr>
-          <w:lang w:val="es_ES" w:bidi="es_ES"/>
-        </w:rPr>
-      </w:r>
-      <w:r>
-        <w:rPr>
-          <w:lang w:val="es_ES" w:bidi="es_ES"/>
-        </w:rPr>
-      </w:r>
-    </w:p>
-    <w:p>
-      <w:pPr/>
-      <w:r>
-        <w:rPr>
-          <w:lang w:val="es_ES" w:bidi="es_ES"/>
-        </w:rPr>
-      </w:r>
     </w:p>
     <w:p>
       <w:pPr/>
@@ -645,24 +426,6 @@
         </w:rPr>
         <w:t xml:space="preserve"> Confundíos, labradores, aullad, viñeros, por el trigo y la cebada; porque se perdió la mies del campo.</w:t>
       </w:r>
-      <w:r>
-        <w:rPr>
-          <w:lang w:val="es_ES" w:bidi="es_ES"/>
-        </w:rPr>
-      </w:r>
-      <w:r>
-        <w:rPr>
-          <w:lang w:val="es_ES" w:bidi="es_ES"/>
-        </w:rPr>
-      </w:r>
-    </w:p>
-    <w:p>
-      <w:pPr/>
-      <w:r>
-        <w:rPr>
-          <w:lang w:val="es_ES" w:bidi="es_ES"/>
-        </w:rPr>
-      </w:r>
     </w:p>
     <w:p>
       <w:pPr/>
@@ -684,24 +447,6 @@
         </w:rPr>
         <w:t xml:space="preserve"> Secóse la vid, y pereció la higuera, el granado también, la palma, y el manzano; secáronse todos los árboles del campo; por lo cual se secó el gozo de los hijos de los hombres.</w:t>
       </w:r>
-      <w:r>
-        <w:rPr>
-          <w:lang w:val="es_ES" w:bidi="es_ES"/>
-        </w:rPr>
-      </w:r>
-      <w:r>
-        <w:rPr>
-          <w:lang w:val="es_ES" w:bidi="es_ES"/>
-        </w:rPr>
-      </w:r>
-    </w:p>
-    <w:p>
-      <w:pPr/>
-      <w:r>
-        <w:rPr>
-          <w:lang w:val="es_ES" w:bidi="es_ES"/>
-        </w:rPr>
-      </w:r>
     </w:p>
     <w:p>
       <w:pPr/>
@@ -723,24 +468,6 @@
         </w:rPr>
         <w:t xml:space="preserve"> Ceñíos y lamentad, sacerdotes; aullad, ministros del altar; venid, dormid en sacos, ministros de mi Dios: porque quitado es de la casa de vuestro Dios el presente y la libación.</w:t>
       </w:r>
-      <w:r>
-        <w:rPr>
-          <w:lang w:val="es_ES" w:bidi="es_ES"/>
-        </w:rPr>
-      </w:r>
-      <w:r>
-        <w:rPr>
-          <w:lang w:val="es_ES" w:bidi="es_ES"/>
-        </w:rPr>
-      </w:r>
-    </w:p>
-    <w:p>
-      <w:pPr/>
-      <w:r>
-        <w:rPr>
-          <w:lang w:val="es_ES" w:bidi="es_ES"/>
-        </w:rPr>
-      </w:r>
     </w:p>
     <w:p>
       <w:pPr/>
@@ -762,24 +489,6 @@
         </w:rPr>
         <w:t xml:space="preserve"> Pregonad ayuno, llamad á congregación; congregad los ancianos y todos los moradores de la tierra en la casa de Jehová vuestro Dios, y clamad á Jehová.</w:t>
       </w:r>
-      <w:r>
-        <w:rPr>
-          <w:lang w:val="es_ES" w:bidi="es_ES"/>
-        </w:rPr>
-      </w:r>
-      <w:r>
-        <w:rPr>
-          <w:lang w:val="es_ES" w:bidi="es_ES"/>
-        </w:rPr>
-      </w:r>
-    </w:p>
-    <w:p>
-      <w:pPr/>
-      <w:r>
-        <w:rPr>
-          <w:lang w:val="es_ES" w:bidi="es_ES"/>
-        </w:rPr>
-      </w:r>
     </w:p>
     <w:p>
       <w:pPr/>
@@ -801,24 +510,6 @@
         </w:rPr>
         <w:t xml:space="preserve"> ¡Ay del día! porque cercano está el día de Jehová, y vendrá como destrucción por el Todopoderoso.</w:t>
       </w:r>
-      <w:r>
-        <w:rPr>
-          <w:lang w:val="es_ES" w:bidi="es_ES"/>
-        </w:rPr>
-      </w:r>
-      <w:r>
-        <w:rPr>
-          <w:lang w:val="es_ES" w:bidi="es_ES"/>
-        </w:rPr>
-      </w:r>
-    </w:p>
-    <w:p>
-      <w:pPr/>
-      <w:r>
-        <w:rPr>
-          <w:lang w:val="es_ES" w:bidi="es_ES"/>
-        </w:rPr>
-      </w:r>
     </w:p>
     <w:p>
       <w:pPr/>
@@ -840,24 +531,6 @@
         </w:rPr>
         <w:t xml:space="preserve"> ¿No es quitado el mantenimiento de delante de nuestros ojos, la alegría y el placer de la casa de nuestro Dios?</w:t>
       </w:r>
-      <w:r>
-        <w:rPr>
-          <w:lang w:val="es_ES" w:bidi="es_ES"/>
-        </w:rPr>
-      </w:r>
-      <w:r>
-        <w:rPr>
-          <w:lang w:val="es_ES" w:bidi="es_ES"/>
-        </w:rPr>
-      </w:r>
-    </w:p>
-    <w:p>
-      <w:pPr/>
-      <w:r>
-        <w:rPr>
-          <w:lang w:val="es_ES" w:bidi="es_ES"/>
-        </w:rPr>
-      </w:r>
     </w:p>
     <w:p>
       <w:pPr/>
@@ -879,24 +552,6 @@
         </w:rPr>
         <w:t xml:space="preserve"> El grano se pudrió debajo de sus terrones, los bastimentos fueron asolados, los alfolíes destruídos; porque se secó el trigo.</w:t>
       </w:r>
-      <w:r>
-        <w:rPr>
-          <w:lang w:val="es_ES" w:bidi="es_ES"/>
-        </w:rPr>
-      </w:r>
-      <w:r>
-        <w:rPr>
-          <w:lang w:val="es_ES" w:bidi="es_ES"/>
-        </w:rPr>
-      </w:r>
-    </w:p>
-    <w:p>
-      <w:pPr/>
-      <w:r>
-        <w:rPr>
-          <w:lang w:val="es_ES" w:bidi="es_ES"/>
-        </w:rPr>
-      </w:r>
     </w:p>
     <w:p>
       <w:pPr/>
@@ -918,24 +573,6 @@
         </w:rPr>
         <w:t xml:space="preserve"> ¡Cuánto gimieron las bestias! ¡cuán turbados anduvieron los hatos de los bueyes, porque no tuvieron pastos! también fueron asolados los rebaños de las ovejas.</w:t>
       </w:r>
-      <w:r>
-        <w:rPr>
-          <w:lang w:val="es_ES" w:bidi="es_ES"/>
-        </w:rPr>
-      </w:r>
-      <w:r>
-        <w:rPr>
-          <w:lang w:val="es_ES" w:bidi="es_ES"/>
-        </w:rPr>
-      </w:r>
-    </w:p>
-    <w:p>
-      <w:pPr/>
-      <w:r>
-        <w:rPr>
-          <w:lang w:val="es_ES" w:bidi="es_ES"/>
-        </w:rPr>
-      </w:r>
     </w:p>
     <w:p>
       <w:pPr/>
@@ -957,24 +594,6 @@
         </w:rPr>
         <w:t xml:space="preserve"> A ti, oh Jehová, clamaré: porque fuego consumió los pastos del desierto, y llama abrasó todos los árboles del campo.</w:t>
       </w:r>
-      <w:r>
-        <w:rPr>
-          <w:lang w:val="es_ES" w:bidi="es_ES"/>
-        </w:rPr>
-      </w:r>
-      <w:r>
-        <w:rPr>
-          <w:lang w:val="es_ES" w:bidi="es_ES"/>
-        </w:rPr>
-      </w:r>
-    </w:p>
-    <w:p>
-      <w:pPr/>
-      <w:r>
-        <w:rPr>
-          <w:lang w:val="es_ES" w:bidi="es_ES"/>
-        </w:rPr>
-      </w:r>
     </w:p>
     <w:p>
       <w:pPr/>
@@ -996,24 +615,6 @@
         </w:rPr>
         <w:t xml:space="preserve"> Las bestias del campo bramarán también á ti; porque se secaron los arroyos de las aguas, y fuego consumió las praderías del desierto.</w:t>
       </w:r>
-      <w:r>
-        <w:rPr>
-          <w:lang w:val="es_ES" w:bidi="es_ES"/>
-        </w:rPr>
-      </w:r>
-      <w:r>
-        <w:rPr>
-          <w:lang w:val="es_ES" w:bidi="es_ES"/>
-        </w:rPr>
-      </w:r>
-    </w:p>
-    <w:p>
-      <w:pPr/>
-      <w:r>
-        <w:rPr>
-          <w:lang w:val="es_ES" w:bidi="es_ES"/>
-        </w:rPr>
-      </w:r>
     </w:p>
     <w:p>
       <w:pPr>
@@ -1051,24 +652,6 @@
         </w:rPr>
         <w:t xml:space="preserve"> TOCAD trompeta en Sión, y pregonad en mi santo monte: tiemblen todos los moradores de la tierra; porque viene el día de Jehová, porque está cercano.</w:t>
       </w:r>
-      <w:r>
-        <w:rPr>
-          <w:lang w:val="es_ES" w:bidi="es_ES"/>
-        </w:rPr>
-      </w:r>
-      <w:r>
-        <w:rPr>
-          <w:lang w:val="es_ES" w:bidi="es_ES"/>
-        </w:rPr>
-      </w:r>
-    </w:p>
-    <w:p>
-      <w:pPr/>
-      <w:r>
-        <w:rPr>
-          <w:lang w:val="es_ES" w:bidi="es_ES"/>
-        </w:rPr>
-      </w:r>
     </w:p>
     <w:p>
       <w:pPr/>
@@ -1090,24 +673,6 @@
         </w:rPr>
         <w:t xml:space="preserve"> Día de tinieblas y de oscuridad, día de nube y de sombra, que sobre los montes se derrama como el alba: un pueblo grande y fuerte: nunca desde el siglo fué semejante, ni después de él será jamás en años de generación en generación.</w:t>
       </w:r>
-      <w:r>
-        <w:rPr>
-          <w:lang w:val="es_ES" w:bidi="es_ES"/>
-        </w:rPr>
-      </w:r>
-      <w:r>
-        <w:rPr>
-          <w:lang w:val="es_ES" w:bidi="es_ES"/>
-        </w:rPr>
-      </w:r>
-    </w:p>
-    <w:p>
-      <w:pPr/>
-      <w:r>
-        <w:rPr>
-          <w:lang w:val="es_ES" w:bidi="es_ES"/>
-        </w:rPr>
-      </w:r>
     </w:p>
     <w:p>
       <w:pPr/>
@@ -1129,24 +694,6 @@
         </w:rPr>
         <w:t xml:space="preserve"> Delante de él consumirá fuego, tras de él abrasará llama; como el huerto de Edén será la tierra delante de él, y detrás de él como desierto asolado; ni tampoco habrá quien de él escape.</w:t>
       </w:r>
-      <w:r>
-        <w:rPr>
-          <w:lang w:val="es_ES" w:bidi="es_ES"/>
-        </w:rPr>
-      </w:r>
-      <w:r>
-        <w:rPr>
-          <w:lang w:val="es_ES" w:bidi="es_ES"/>
-        </w:rPr>
-      </w:r>
-    </w:p>
-    <w:p>
-      <w:pPr/>
-      <w:r>
-        <w:rPr>
-          <w:lang w:val="es_ES" w:bidi="es_ES"/>
-        </w:rPr>
-      </w:r>
     </w:p>
     <w:p>
       <w:pPr/>
@@ -1168,24 +715,6 @@
         </w:rPr>
         <w:t xml:space="preserve"> Su parecer, como parecer de caballos; y como gente de á caballo correrán.</w:t>
       </w:r>
-      <w:r>
-        <w:rPr>
-          <w:lang w:val="es_ES" w:bidi="es_ES"/>
-        </w:rPr>
-      </w:r>
-      <w:r>
-        <w:rPr>
-          <w:lang w:val="es_ES" w:bidi="es_ES"/>
-        </w:rPr>
-      </w:r>
-    </w:p>
-    <w:p>
-      <w:pPr/>
-      <w:r>
-        <w:rPr>
-          <w:lang w:val="es_ES" w:bidi="es_ES"/>
-        </w:rPr>
-      </w:r>
     </w:p>
     <w:p>
       <w:pPr/>
@@ -1207,24 +736,6 @@
         </w:rPr>
         <w:t xml:space="preserve"> Como estruendo de carros saltarán sobre las cumbres de los montes; como sonido de llama de fuego que consume hojarascas, como fuerte pueblo aparejado para la batalla.</w:t>
       </w:r>
-      <w:r>
-        <w:rPr>
-          <w:lang w:val="es_ES" w:bidi="es_ES"/>
-        </w:rPr>
-      </w:r>
-      <w:r>
-        <w:rPr>
-          <w:lang w:val="es_ES" w:bidi="es_ES"/>
-        </w:rPr>
-      </w:r>
-    </w:p>
-    <w:p>
-      <w:pPr/>
-      <w:r>
-        <w:rPr>
-          <w:lang w:val="es_ES" w:bidi="es_ES"/>
-        </w:rPr>
-      </w:r>
     </w:p>
     <w:p>
       <w:pPr/>
@@ -1246,24 +757,6 @@
         </w:rPr>
         <w:t xml:space="preserve"> Delante de él temerán los pueblos, pondránse mustios todos los semblantes.</w:t>
       </w:r>
-      <w:r>
-        <w:rPr>
-          <w:lang w:val="es_ES" w:bidi="es_ES"/>
-        </w:rPr>
-      </w:r>
-      <w:r>
-        <w:rPr>
-          <w:lang w:val="es_ES" w:bidi="es_ES"/>
-        </w:rPr>
-      </w:r>
-    </w:p>
-    <w:p>
-      <w:pPr/>
-      <w:r>
-        <w:rPr>
-          <w:lang w:val="es_ES" w:bidi="es_ES"/>
-        </w:rPr>
-      </w:r>
     </w:p>
     <w:p>
       <w:pPr/>
@@ -1285,24 +778,6 @@
         </w:rPr>
         <w:t xml:space="preserve"> Como valientes correrán, como hombres de guerra subirán la muralla; y cada cual irá en sus caminos, y no torcerán sus sendas.</w:t>
       </w:r>
-      <w:r>
-        <w:rPr>
-          <w:lang w:val="es_ES" w:bidi="es_ES"/>
-        </w:rPr>
-      </w:r>
-      <w:r>
-        <w:rPr>
-          <w:lang w:val="es_ES" w:bidi="es_ES"/>
-        </w:rPr>
-      </w:r>
-    </w:p>
-    <w:p>
-      <w:pPr/>
-      <w:r>
-        <w:rPr>
-          <w:lang w:val="es_ES" w:bidi="es_ES"/>
-        </w:rPr>
-      </w:r>
     </w:p>
     <w:p>
       <w:pPr/>
@@ -1324,24 +799,6 @@
         </w:rPr>
         <w:t xml:space="preserve"> Ninguno apretará á su compañero, cada uno irá por su carrera; y aun cayendo sobre la espada no se herirán.</w:t>
       </w:r>
-      <w:r>
-        <w:rPr>
-          <w:lang w:val="es_ES" w:bidi="es_ES"/>
-        </w:rPr>
-      </w:r>
-      <w:r>
-        <w:rPr>
-          <w:lang w:val="es_ES" w:bidi="es_ES"/>
-        </w:rPr>
-      </w:r>
-    </w:p>
-    <w:p>
-      <w:pPr/>
-      <w:r>
-        <w:rPr>
-          <w:lang w:val="es_ES" w:bidi="es_ES"/>
-        </w:rPr>
-      </w:r>
     </w:p>
     <w:p>
       <w:pPr/>
@@ -1363,24 +820,6 @@
         </w:rPr>
         <w:t xml:space="preserve"> Irán por la ciudad, correrán por el muro, subirán por las casas, entrarán por las ventanas á manera de ladrones.</w:t>
       </w:r>
-      <w:r>
-        <w:rPr>
-          <w:lang w:val="es_ES" w:bidi="es_ES"/>
-        </w:rPr>
-      </w:r>
-      <w:r>
-        <w:rPr>
-          <w:lang w:val="es_ES" w:bidi="es_ES"/>
-        </w:rPr>
-      </w:r>
-    </w:p>
-    <w:p>
-      <w:pPr/>
-      <w:r>
-        <w:rPr>
-          <w:lang w:val="es_ES" w:bidi="es_ES"/>
-        </w:rPr>
-      </w:r>
     </w:p>
     <w:p>
       <w:pPr/>
@@ -1402,24 +841,6 @@
         </w:rPr>
         <w:t xml:space="preserve"> Delante de él temblará la tierra, se estremecerán los cielos: el sol y la luna se oscurecerán, y las estrellas retraerán su resplandor.</w:t>
       </w:r>
-      <w:r>
-        <w:rPr>
-          <w:lang w:val="es_ES" w:bidi="es_ES"/>
-        </w:rPr>
-      </w:r>
-      <w:r>
-        <w:rPr>
-          <w:lang w:val="es_ES" w:bidi="es_ES"/>
-        </w:rPr>
-      </w:r>
-    </w:p>
-    <w:p>
-      <w:pPr/>
-      <w:r>
-        <w:rPr>
-          <w:lang w:val="es_ES" w:bidi="es_ES"/>
-        </w:rPr>
-      </w:r>
     </w:p>
     <w:p>
       <w:pPr/>
@@ -1441,24 +862,6 @@
         </w:rPr>
         <w:t xml:space="preserve"> Y Jehová dará su voz delante de su ejército: porque muchos son sus reales y fuertes, que ponen en efecto su palabra: porque grande es el día de Jehová, y muy terrible; ¿y quién lo podrá sufrir?</w:t>
       </w:r>
-      <w:r>
-        <w:rPr>
-          <w:lang w:val="es_ES" w:bidi="es_ES"/>
-        </w:rPr>
-      </w:r>
-      <w:r>
-        <w:rPr>
-          <w:lang w:val="es_ES" w:bidi="es_ES"/>
-        </w:rPr>
-      </w:r>
-    </w:p>
-    <w:p>
-      <w:pPr/>
-      <w:r>
-        <w:rPr>
-          <w:lang w:val="es_ES" w:bidi="es_ES"/>
-        </w:rPr>
-      </w:r>
     </w:p>
     <w:p>
       <w:pPr/>
@@ -1480,24 +883,6 @@
         </w:rPr>
         <w:t xml:space="preserve"> Por eso pues ahora, dice Jehová, convertíos á mí con todo vuestro corazón, con ayuno y lloro y llanto.</w:t>
       </w:r>
-      <w:r>
-        <w:rPr>
-          <w:lang w:val="es_ES" w:bidi="es_ES"/>
-        </w:rPr>
-      </w:r>
-      <w:r>
-        <w:rPr>
-          <w:lang w:val="es_ES" w:bidi="es_ES"/>
-        </w:rPr>
-      </w:r>
-    </w:p>
-    <w:p>
-      <w:pPr/>
-      <w:r>
-        <w:rPr>
-          <w:lang w:val="es_ES" w:bidi="es_ES"/>
-        </w:rPr>
-      </w:r>
     </w:p>
     <w:p>
       <w:pPr/>
@@ -1519,24 +904,6 @@
         </w:rPr>
         <w:t xml:space="preserve"> Y lacerad vuestro corazón, y no vuestros vestidos; y convertíos á Jehová vuestro Dios; porque misericordioso es y clemente, tardo para la ira, y grande en misericordia, y que se arrepiente del castigo.</w:t>
       </w:r>
-      <w:r>
-        <w:rPr>
-          <w:lang w:val="es_ES" w:bidi="es_ES"/>
-        </w:rPr>
-      </w:r>
-      <w:r>
-        <w:rPr>
-          <w:lang w:val="es_ES" w:bidi="es_ES"/>
-        </w:rPr>
-      </w:r>
-    </w:p>
-    <w:p>
-      <w:pPr/>
-      <w:r>
-        <w:rPr>
-          <w:lang w:val="es_ES" w:bidi="es_ES"/>
-        </w:rPr>
-      </w:r>
     </w:p>
     <w:p>
       <w:pPr/>
@@ -1558,24 +925,6 @@
         </w:rPr>
         <w:t xml:space="preserve"> ¿Quién sabe si volverá, y se apiadará, y dejará bendición tras de él, presente y libación para Jehová Dios vuestro?</w:t>
       </w:r>
-      <w:r>
-        <w:rPr>
-          <w:lang w:val="es_ES" w:bidi="es_ES"/>
-        </w:rPr>
-      </w:r>
-      <w:r>
-        <w:rPr>
-          <w:lang w:val="es_ES" w:bidi="es_ES"/>
-        </w:rPr>
-      </w:r>
-    </w:p>
-    <w:p>
-      <w:pPr/>
-      <w:r>
-        <w:rPr>
-          <w:lang w:val="es_ES" w:bidi="es_ES"/>
-        </w:rPr>
-      </w:r>
     </w:p>
     <w:p>
       <w:pPr/>
@@ -1597,24 +946,6 @@
         </w:rPr>
         <w:t xml:space="preserve"> Tocad trompeta en Sión, pregonad ayuno, llamad á congregación.</w:t>
       </w:r>
-      <w:r>
-        <w:rPr>
-          <w:lang w:val="es_ES" w:bidi="es_ES"/>
-        </w:rPr>
-      </w:r>
-      <w:r>
-        <w:rPr>
-          <w:lang w:val="es_ES" w:bidi="es_ES"/>
-        </w:rPr>
-      </w:r>
-    </w:p>
-    <w:p>
-      <w:pPr/>
-      <w:r>
-        <w:rPr>
-          <w:lang w:val="es_ES" w:bidi="es_ES"/>
-        </w:rPr>
-      </w:r>
     </w:p>
     <w:p>
       <w:pPr/>
@@ -1636,24 +967,6 @@
         </w:rPr>
         <w:t xml:space="preserve"> Reunid el pueblo, santificad la reunión, juntad los viejos, congregad los niños y los que maman: salga de su cámara el novio, y de su tálamo la novia.</w:t>
       </w:r>
-      <w:r>
-        <w:rPr>
-          <w:lang w:val="es_ES" w:bidi="es_ES"/>
-        </w:rPr>
-      </w:r>
-      <w:r>
-        <w:rPr>
-          <w:lang w:val="es_ES" w:bidi="es_ES"/>
-        </w:rPr>
-      </w:r>
-    </w:p>
-    <w:p>
-      <w:pPr/>
-      <w:r>
-        <w:rPr>
-          <w:lang w:val="es_ES" w:bidi="es_ES"/>
-        </w:rPr>
-      </w:r>
     </w:p>
     <w:p>
       <w:pPr/>
@@ -1675,24 +988,6 @@
         </w:rPr>
         <w:t xml:space="preserve"> Entre la entrada y el altar, lloren los sacerdotes, ministros de Jehová, y digan: Perdona, oh Jehová, á tu pueblo, y no pongas en oprobio tu heredad, para que las gentes se enseñoreen de ella. ¿Por qué han de decir entre los pueblos: Dónde está su Dios?</w:t>
       </w:r>
-      <w:r>
-        <w:rPr>
-          <w:lang w:val="es_ES" w:bidi="es_ES"/>
-        </w:rPr>
-      </w:r>
-      <w:r>
-        <w:rPr>
-          <w:lang w:val="es_ES" w:bidi="es_ES"/>
-        </w:rPr>
-      </w:r>
-    </w:p>
-    <w:p>
-      <w:pPr/>
-      <w:r>
-        <w:rPr>
-          <w:lang w:val="es_ES" w:bidi="es_ES"/>
-        </w:rPr>
-      </w:r>
     </w:p>
     <w:p>
       <w:pPr/>
@@ -1714,24 +1009,6 @@
         </w:rPr>
         <w:t xml:space="preserve"> Y Jehová celará su tierra, y perdonará su pueblo.</w:t>
       </w:r>
-      <w:r>
-        <w:rPr>
-          <w:lang w:val="es_ES" w:bidi="es_ES"/>
-        </w:rPr>
-      </w:r>
-      <w:r>
-        <w:rPr>
-          <w:lang w:val="es_ES" w:bidi="es_ES"/>
-        </w:rPr>
-      </w:r>
-    </w:p>
-    <w:p>
-      <w:pPr/>
-      <w:r>
-        <w:rPr>
-          <w:lang w:val="es_ES" w:bidi="es_ES"/>
-        </w:rPr>
-      </w:r>
     </w:p>
     <w:p>
       <w:pPr/>
@@ -1753,24 +1030,6 @@
         </w:rPr>
         <w:t xml:space="preserve"> Y responderá Jehová, y dirá á su pueblo: He aquí yo os envío pan, y mosto, y aceite, y seréis saciados de ellos: y nunca más os pondré en oprobio entre las gentes.</w:t>
       </w:r>
-      <w:r>
-        <w:rPr>
-          <w:lang w:val="es_ES" w:bidi="es_ES"/>
-        </w:rPr>
-      </w:r>
-      <w:r>
-        <w:rPr>
-          <w:lang w:val="es_ES" w:bidi="es_ES"/>
-        </w:rPr>
-      </w:r>
-    </w:p>
-    <w:p>
-      <w:pPr/>
-      <w:r>
-        <w:rPr>
-          <w:lang w:val="es_ES" w:bidi="es_ES"/>
-        </w:rPr>
-      </w:r>
     </w:p>
     <w:p>
       <w:pPr/>
@@ -1792,24 +1051,6 @@
         </w:rPr>
         <w:t xml:space="preserve"> Y haré alejar de vosotros al del aquilón, y echarélo en la tierra seca y desierta: su faz será hacia el mar oriental, y su fin al mar occidental, y exhalará su hedor; y subirá su pudrición, porque hizo grandes cosas.</w:t>
       </w:r>
-      <w:r>
-        <w:rPr>
-          <w:lang w:val="es_ES" w:bidi="es_ES"/>
-        </w:rPr>
-      </w:r>
-      <w:r>
-        <w:rPr>
-          <w:lang w:val="es_ES" w:bidi="es_ES"/>
-        </w:rPr>
-      </w:r>
-    </w:p>
-    <w:p>
-      <w:pPr/>
-      <w:r>
-        <w:rPr>
-          <w:lang w:val="es_ES" w:bidi="es_ES"/>
-        </w:rPr>
-      </w:r>
     </w:p>
     <w:p>
       <w:pPr/>
@@ -1831,24 +1072,6 @@
         </w:rPr>
         <w:t xml:space="preserve"> Tierra, no temas; alégrate y gózate: porque Jehová ha de hacer grandes cosas.</w:t>
       </w:r>
-      <w:r>
-        <w:rPr>
-          <w:lang w:val="es_ES" w:bidi="es_ES"/>
-        </w:rPr>
-      </w:r>
-      <w:r>
-        <w:rPr>
-          <w:lang w:val="es_ES" w:bidi="es_ES"/>
-        </w:rPr>
-      </w:r>
-    </w:p>
-    <w:p>
-      <w:pPr/>
-      <w:r>
-        <w:rPr>
-          <w:lang w:val="es_ES" w:bidi="es_ES"/>
-        </w:rPr>
-      </w:r>
     </w:p>
     <w:p>
       <w:pPr/>
@@ -1870,24 +1093,6 @@
         </w:rPr>
         <w:t xml:space="preserve"> Animales del campo, no temáis; porque los pastos del desierto reverdecerán, porque los árboles llevarán su fruto, la higuera y la vid darán sus frutos.</w:t>
       </w:r>
-      <w:r>
-        <w:rPr>
-          <w:lang w:val="es_ES" w:bidi="es_ES"/>
-        </w:rPr>
-      </w:r>
-      <w:r>
-        <w:rPr>
-          <w:lang w:val="es_ES" w:bidi="es_ES"/>
-        </w:rPr>
-      </w:r>
-    </w:p>
-    <w:p>
-      <w:pPr/>
-      <w:r>
-        <w:rPr>
-          <w:lang w:val="es_ES" w:bidi="es_ES"/>
-        </w:rPr>
-      </w:r>
     </w:p>
     <w:p>
       <w:pPr/>
@@ -1909,24 +1114,6 @@
         </w:rPr>
         <w:t xml:space="preserve"> Vosotros también, hijos de Sión, alegraos y gozaos en Jehová vuestro Dios; porque os ha dado la primera lluvia arregladamente, y hará descender sobre vosotros lluvia temprana y tardía como al principio.</w:t>
       </w:r>
-      <w:r>
-        <w:rPr>
-          <w:lang w:val="es_ES" w:bidi="es_ES"/>
-        </w:rPr>
-      </w:r>
-      <w:r>
-        <w:rPr>
-          <w:lang w:val="es_ES" w:bidi="es_ES"/>
-        </w:rPr>
-      </w:r>
-    </w:p>
-    <w:p>
-      <w:pPr/>
-      <w:r>
-        <w:rPr>
-          <w:lang w:val="es_ES" w:bidi="es_ES"/>
-        </w:rPr>
-      </w:r>
     </w:p>
     <w:p>
       <w:pPr/>
@@ -1948,24 +1135,6 @@
         </w:rPr>
         <w:t xml:space="preserve"> Y las eras se henchirán de trigo, y los lagares rebosarán de vino y aceite.</w:t>
       </w:r>
-      <w:r>
-        <w:rPr>
-          <w:lang w:val="es_ES" w:bidi="es_ES"/>
-        </w:rPr>
-      </w:r>
-      <w:r>
-        <w:rPr>
-          <w:lang w:val="es_ES" w:bidi="es_ES"/>
-        </w:rPr>
-      </w:r>
-    </w:p>
-    <w:p>
-      <w:pPr/>
-      <w:r>
-        <w:rPr>
-          <w:lang w:val="es_ES" w:bidi="es_ES"/>
-        </w:rPr>
-      </w:r>
     </w:p>
     <w:p>
       <w:pPr/>
@@ -1987,24 +1156,6 @@
         </w:rPr>
         <w:t xml:space="preserve"> Y os restituiré los años que comió la oruga, la langosta, el pulgón, y el revoltón; mi grande ejército que envié contra vosotros.</w:t>
       </w:r>
-      <w:r>
-        <w:rPr>
-          <w:lang w:val="es_ES" w:bidi="es_ES"/>
-        </w:rPr>
-      </w:r>
-      <w:r>
-        <w:rPr>
-          <w:lang w:val="es_ES" w:bidi="es_ES"/>
-        </w:rPr>
-      </w:r>
-    </w:p>
-    <w:p>
-      <w:pPr/>
-      <w:r>
-        <w:rPr>
-          <w:lang w:val="es_ES" w:bidi="es_ES"/>
-        </w:rPr>
-      </w:r>
     </w:p>
     <w:p>
       <w:pPr/>
@@ -2026,24 +1177,6 @@
         </w:rPr>
         <w:t xml:space="preserve"> Y comeréis hasta saciaros, y alabaréis el nombre de Jehová vuestro Dios, el cual hizo maravillas con vosotros: y nunca jamás será mi pueblo avergonzado.</w:t>
       </w:r>
-      <w:r>
-        <w:rPr>
-          <w:lang w:val="es_ES" w:bidi="es_ES"/>
-        </w:rPr>
-      </w:r>
-      <w:r>
-        <w:rPr>
-          <w:lang w:val="es_ES" w:bidi="es_ES"/>
-        </w:rPr>
-      </w:r>
-    </w:p>
-    <w:p>
-      <w:pPr/>
-      <w:r>
-        <w:rPr>
-          <w:lang w:val="es_ES" w:bidi="es_ES"/>
-        </w:rPr>
-      </w:r>
     </w:p>
     <w:p>
       <w:pPr/>
@@ -2065,24 +1198,6 @@
         </w:rPr>
         <w:t xml:space="preserve"> Y conoceréis que en medio de Israel estoy yo, y que yo soy Jehová vuestro Dios, y no hay otro: y mi pueblo nunca jamás será avergonzado.</w:t>
       </w:r>
-      <w:r>
-        <w:rPr>
-          <w:lang w:val="es_ES" w:bidi="es_ES"/>
-        </w:rPr>
-      </w:r>
-      <w:r>
-        <w:rPr>
-          <w:lang w:val="es_ES" w:bidi="es_ES"/>
-        </w:rPr>
-      </w:r>
-    </w:p>
-    <w:p>
-      <w:pPr/>
-      <w:r>
-        <w:rPr>
-          <w:lang w:val="es_ES" w:bidi="es_ES"/>
-        </w:rPr>
-      </w:r>
     </w:p>
     <w:p>
       <w:pPr/>
@@ -2104,24 +1219,6 @@
         </w:rPr>
         <w:t xml:space="preserve"> Y será que después de esto, derramaré mi Espíritu sobre toda carne, y profetizarán vuestros hijos y vuestras hijas; vuestros viejos soñarán sueños, y vuestros mancebos verán visiones.</w:t>
       </w:r>
-      <w:r>
-        <w:rPr>
-          <w:lang w:val="es_ES" w:bidi="es_ES"/>
-        </w:rPr>
-      </w:r>
-      <w:r>
-        <w:rPr>
-          <w:lang w:val="es_ES" w:bidi="es_ES"/>
-        </w:rPr>
-      </w:r>
-    </w:p>
-    <w:p>
-      <w:pPr/>
-      <w:r>
-        <w:rPr>
-          <w:lang w:val="es_ES" w:bidi="es_ES"/>
-        </w:rPr>
-      </w:r>
     </w:p>
     <w:p>
       <w:pPr/>
@@ -2143,24 +1240,6 @@
         </w:rPr>
         <w:t xml:space="preserve"> Y aun también sobre los siervos y sobre las siervas derramaré mi Espíritu en aquellos días.</w:t>
       </w:r>
-      <w:r>
-        <w:rPr>
-          <w:lang w:val="es_ES" w:bidi="es_ES"/>
-        </w:rPr>
-      </w:r>
-      <w:r>
-        <w:rPr>
-          <w:lang w:val="es_ES" w:bidi="es_ES"/>
-        </w:rPr>
-      </w:r>
-    </w:p>
-    <w:p>
-      <w:pPr/>
-      <w:r>
-        <w:rPr>
-          <w:lang w:val="es_ES" w:bidi="es_ES"/>
-        </w:rPr>
-      </w:r>
     </w:p>
     <w:p>
       <w:pPr/>
@@ -2182,24 +1261,6 @@
         </w:rPr>
         <w:t xml:space="preserve"> Y daré prodigios en el cielo y en la tierra, sangre, y fuego, y columnas de humo.</w:t>
       </w:r>
-      <w:r>
-        <w:rPr>
-          <w:lang w:val="es_ES" w:bidi="es_ES"/>
-        </w:rPr>
-      </w:r>
-      <w:r>
-        <w:rPr>
-          <w:lang w:val="es_ES" w:bidi="es_ES"/>
-        </w:rPr>
-      </w:r>
-    </w:p>
-    <w:p>
-      <w:pPr/>
-      <w:r>
-        <w:rPr>
-          <w:lang w:val="es_ES" w:bidi="es_ES"/>
-        </w:rPr>
-      </w:r>
     </w:p>
     <w:p>
       <w:pPr/>
@@ -2221,24 +1282,6 @@
         </w:rPr>
         <w:t xml:space="preserve"> El sol se tornará en tinieblas, y la luna en sangre, antes que venga el día grande y espantoso de Jehová.</w:t>
       </w:r>
-      <w:r>
-        <w:rPr>
-          <w:lang w:val="es_ES" w:bidi="es_ES"/>
-        </w:rPr>
-      </w:r>
-      <w:r>
-        <w:rPr>
-          <w:lang w:val="es_ES" w:bidi="es_ES"/>
-        </w:rPr>
-      </w:r>
-    </w:p>
-    <w:p>
-      <w:pPr/>
-      <w:r>
-        <w:rPr>
-          <w:lang w:val="es_ES" w:bidi="es_ES"/>
-        </w:rPr>
-      </w:r>
     </w:p>
     <w:p>
       <w:pPr/>
@@ -2260,24 +1303,6 @@
         </w:rPr>
         <w:t xml:space="preserve"> Y será que cualquiera que invocare el nombre de Jehová, será salvo: porque en el monte de Sión y en Jerusalem habrá salvación, como Jehová ha dicho, y en los que quedaren, á los cuales Jehová habrá llamado.</w:t>
       </w:r>
-      <w:r>
-        <w:rPr>
-          <w:lang w:val="es_ES" w:bidi="es_ES"/>
-        </w:rPr>
-      </w:r>
-      <w:r>
-        <w:rPr>
-          <w:lang w:val="es_ES" w:bidi="es_ES"/>
-        </w:rPr>
-      </w:r>
-    </w:p>
-    <w:p>
-      <w:pPr/>
-      <w:r>
-        <w:rPr>
-          <w:lang w:val="es_ES" w:bidi="es_ES"/>
-        </w:rPr>
-      </w:r>
     </w:p>
     <w:p>
       <w:pPr>
@@ -2315,24 +1340,6 @@
         </w:rPr>
         <w:t xml:space="preserve"> PORQUE he aquí que en aquellos días, y en aquel tiempo en que haré tornar la cautividad de Judá y de Jerusalem,</w:t>
       </w:r>
-      <w:r>
-        <w:rPr>
-          <w:lang w:val="es_ES" w:bidi="es_ES"/>
-        </w:rPr>
-      </w:r>
-      <w:r>
-        <w:rPr>
-          <w:lang w:val="es_ES" w:bidi="es_ES"/>
-        </w:rPr>
-      </w:r>
-    </w:p>
-    <w:p>
-      <w:pPr/>
-      <w:r>
-        <w:rPr>
-          <w:lang w:val="es_ES" w:bidi="es_ES"/>
-        </w:rPr>
-      </w:r>
     </w:p>
     <w:p>
       <w:pPr/>
@@ -2354,24 +1361,6 @@
         </w:rPr>
         <w:t xml:space="preserve"> Juntaré todas las gentes, y harélas descender al valle de Josaphat, y allí entraré en juicio con ellos á causa de mi pueblo, y de Israel mi heredad, á los cuales esparcieron entre las naciones, y partieron mi tierra:</w:t>
       </w:r>
-      <w:r>
-        <w:rPr>
-          <w:lang w:val="es_ES" w:bidi="es_ES"/>
-        </w:rPr>
-      </w:r>
-      <w:r>
-        <w:rPr>
-          <w:lang w:val="es_ES" w:bidi="es_ES"/>
-        </w:rPr>
-      </w:r>
-    </w:p>
-    <w:p>
-      <w:pPr/>
-      <w:r>
-        <w:rPr>
-          <w:lang w:val="es_ES" w:bidi="es_ES"/>
-        </w:rPr>
-      </w:r>
     </w:p>
     <w:p>
       <w:pPr/>
@@ -2393,24 +1382,6 @@
         </w:rPr>
         <w:t xml:space="preserve"> Y echaron suertes sobre mi pueblo, y á los niños dieron por una ramera, y vendieron las niñas por vino para beber.</w:t>
       </w:r>
-      <w:r>
-        <w:rPr>
-          <w:lang w:val="es_ES" w:bidi="es_ES"/>
-        </w:rPr>
-      </w:r>
-      <w:r>
-        <w:rPr>
-          <w:lang w:val="es_ES" w:bidi="es_ES"/>
-        </w:rPr>
-      </w:r>
-    </w:p>
-    <w:p>
-      <w:pPr/>
-      <w:r>
-        <w:rPr>
-          <w:lang w:val="es_ES" w:bidi="es_ES"/>
-        </w:rPr>
-      </w:r>
     </w:p>
     <w:p>
       <w:pPr/>
@@ -2432,24 +1403,6 @@
         </w:rPr>
         <w:t xml:space="preserve"> Y también, ¿qué tengo yo con vosotras, Tiro y Sidón, y todos los términos de Palestina? ¿Queréis vengaros de mí? Y si de mí os vengáis, bien pronto haré yo recaer la paga sobre vuestra cabeza.</w:t>
       </w:r>
-      <w:r>
-        <w:rPr>
-          <w:lang w:val="es_ES" w:bidi="es_ES"/>
-        </w:rPr>
-      </w:r>
-      <w:r>
-        <w:rPr>
-          <w:lang w:val="es_ES" w:bidi="es_ES"/>
-        </w:rPr>
-      </w:r>
-    </w:p>
-    <w:p>
-      <w:pPr/>
-      <w:r>
-        <w:rPr>
-          <w:lang w:val="es_ES" w:bidi="es_ES"/>
-        </w:rPr>
-      </w:r>
     </w:p>
     <w:p>
       <w:pPr/>
@@ -2471,24 +1424,6 @@
         </w:rPr>
         <w:t xml:space="preserve"> Porque habéis llevado mi plata y mi oro, y mis cosas preciosas y hermosas metisteis en vuestros templos:</w:t>
       </w:r>
-      <w:r>
-        <w:rPr>
-          <w:lang w:val="es_ES" w:bidi="es_ES"/>
-        </w:rPr>
-      </w:r>
-      <w:r>
-        <w:rPr>
-          <w:lang w:val="es_ES" w:bidi="es_ES"/>
-        </w:rPr>
-      </w:r>
-    </w:p>
-    <w:p>
-      <w:pPr/>
-      <w:r>
-        <w:rPr>
-          <w:lang w:val="es_ES" w:bidi="es_ES"/>
-        </w:rPr>
-      </w:r>
     </w:p>
     <w:p>
       <w:pPr/>
@@ -2510,24 +1445,6 @@
         </w:rPr>
         <w:t xml:space="preserve"> Y vendisteis los hijos de Judá y los hijos de Jerusalem á los hijos de los Griegos, por alejarlos de sus términos.</w:t>
       </w:r>
-      <w:r>
-        <w:rPr>
-          <w:lang w:val="es_ES" w:bidi="es_ES"/>
-        </w:rPr>
-      </w:r>
-      <w:r>
-        <w:rPr>
-          <w:lang w:val="es_ES" w:bidi="es_ES"/>
-        </w:rPr>
-      </w:r>
-    </w:p>
-    <w:p>
-      <w:pPr/>
-      <w:r>
-        <w:rPr>
-          <w:lang w:val="es_ES" w:bidi="es_ES"/>
-        </w:rPr>
-      </w:r>
     </w:p>
     <w:p>
       <w:pPr/>
@@ -2549,24 +1466,6 @@
         </w:rPr>
         <w:t xml:space="preserve"> He aquí los levantaré yo del lugar donde los vendisteis, y volveré vuestra paga sobre vuestra cabeza:</w:t>
       </w:r>
-      <w:r>
-        <w:rPr>
-          <w:lang w:val="es_ES" w:bidi="es_ES"/>
-        </w:rPr>
-      </w:r>
-      <w:r>
-        <w:rPr>
-          <w:lang w:val="es_ES" w:bidi="es_ES"/>
-        </w:rPr>
-      </w:r>
-    </w:p>
-    <w:p>
-      <w:pPr/>
-      <w:r>
-        <w:rPr>
-          <w:lang w:val="es_ES" w:bidi="es_ES"/>
-        </w:rPr>
-      </w:r>
     </w:p>
     <w:p>
       <w:pPr/>
@@ -2588,24 +1487,6 @@
         </w:rPr>
         <w:t xml:space="preserve"> Y venderé vuestros hijos y vuestras hijas en la mano de los hijos de Judá, y ellos los venderán á los Sabeos, nación apartada; porque Jehová ha hablado.</w:t>
       </w:r>
-      <w:r>
-        <w:rPr>
-          <w:lang w:val="es_ES" w:bidi="es_ES"/>
-        </w:rPr>
-      </w:r>
-      <w:r>
-        <w:rPr>
-          <w:lang w:val="es_ES" w:bidi="es_ES"/>
-        </w:rPr>
-      </w:r>
-    </w:p>
-    <w:p>
-      <w:pPr/>
-      <w:r>
-        <w:rPr>
-          <w:lang w:val="es_ES" w:bidi="es_ES"/>
-        </w:rPr>
-      </w:r>
     </w:p>
     <w:p>
       <w:pPr/>
@@ -2627,24 +1508,6 @@
         </w:rPr>
         <w:t xml:space="preserve"> Pregonad esto entre las gentes, proclamad guerra, despertad á los valientes, lléguense, vengan todos los hombres de guerra.</w:t>
       </w:r>
-      <w:r>
-        <w:rPr>
-          <w:lang w:val="es_ES" w:bidi="es_ES"/>
-        </w:rPr>
-      </w:r>
-      <w:r>
-        <w:rPr>
-          <w:lang w:val="es_ES" w:bidi="es_ES"/>
-        </w:rPr>
-      </w:r>
-    </w:p>
-    <w:p>
-      <w:pPr/>
-      <w:r>
-        <w:rPr>
-          <w:lang w:val="es_ES" w:bidi="es_ES"/>
-        </w:rPr>
-      </w:r>
     </w:p>
     <w:p>
       <w:pPr/>
@@ -2666,24 +1529,6 @@
         </w:rPr>
         <w:t xml:space="preserve"> Haced espadas de vuestros azadones, lanzas de vuestras hoces; diga el flaco: Fuerte soy.</w:t>
       </w:r>
-      <w:r>
-        <w:rPr>
-          <w:lang w:val="es_ES" w:bidi="es_ES"/>
-        </w:rPr>
-      </w:r>
-      <w:r>
-        <w:rPr>
-          <w:lang w:val="es_ES" w:bidi="es_ES"/>
-        </w:rPr>
-      </w:r>
-    </w:p>
-    <w:p>
-      <w:pPr/>
-      <w:r>
-        <w:rPr>
-          <w:lang w:val="es_ES" w:bidi="es_ES"/>
-        </w:rPr>
-      </w:r>
     </w:p>
     <w:p>
       <w:pPr/>
@@ -2705,24 +1550,6 @@
         </w:rPr>
         <w:t xml:space="preserve"> Juntaos y venid, gentes todas de alrededor, y congregaos: haz venir allí, oh Jehová, tus fuertes.</w:t>
       </w:r>
-      <w:r>
-        <w:rPr>
-          <w:lang w:val="es_ES" w:bidi="es_ES"/>
-        </w:rPr>
-      </w:r>
-      <w:r>
-        <w:rPr>
-          <w:lang w:val="es_ES" w:bidi="es_ES"/>
-        </w:rPr>
-      </w:r>
-    </w:p>
-    <w:p>
-      <w:pPr/>
-      <w:r>
-        <w:rPr>
-          <w:lang w:val="es_ES" w:bidi="es_ES"/>
-        </w:rPr>
-      </w:r>
     </w:p>
     <w:p>
       <w:pPr/>
@@ -2744,24 +1571,6 @@
         </w:rPr>
         <w:t xml:space="preserve"> Las gentes se despierten, y suban al valle de Josaphat: porque allí me sentaré para juzgar todas las gentes de alrededor.</w:t>
       </w:r>
-      <w:r>
-        <w:rPr>
-          <w:lang w:val="es_ES" w:bidi="es_ES"/>
-        </w:rPr>
-      </w:r>
-      <w:r>
-        <w:rPr>
-          <w:lang w:val="es_ES" w:bidi="es_ES"/>
-        </w:rPr>
-      </w:r>
-    </w:p>
-    <w:p>
-      <w:pPr/>
-      <w:r>
-        <w:rPr>
-          <w:lang w:val="es_ES" w:bidi="es_ES"/>
-        </w:rPr>
-      </w:r>
     </w:p>
     <w:p>
       <w:pPr/>
@@ -2783,24 +1592,6 @@
         </w:rPr>
         <w:t xml:space="preserve"> Echad la hoz, porque la mies está ya madura. Venid, descended; porque el lagar está lleno, rebosan las lagaretas: porque mucha es la maldad de ellos.</w:t>
       </w:r>
-      <w:r>
-        <w:rPr>
-          <w:lang w:val="es_ES" w:bidi="es_ES"/>
-        </w:rPr>
-      </w:r>
-      <w:r>
-        <w:rPr>
-          <w:lang w:val="es_ES" w:bidi="es_ES"/>
-        </w:rPr>
-      </w:r>
-    </w:p>
-    <w:p>
-      <w:pPr/>
-      <w:r>
-        <w:rPr>
-          <w:lang w:val="es_ES" w:bidi="es_ES"/>
-        </w:rPr>
-      </w:r>
     </w:p>
     <w:p>
       <w:pPr/>
@@ -2822,24 +1613,6 @@
         </w:rPr>
         <w:t xml:space="preserve"> Muchos pueblos en el valle de la decisión: porque cercano está el día de Jehová en el valle de la decisión.</w:t>
       </w:r>
-      <w:r>
-        <w:rPr>
-          <w:lang w:val="es_ES" w:bidi="es_ES"/>
-        </w:rPr>
-      </w:r>
-      <w:r>
-        <w:rPr>
-          <w:lang w:val="es_ES" w:bidi="es_ES"/>
-        </w:rPr>
-      </w:r>
-    </w:p>
-    <w:p>
-      <w:pPr/>
-      <w:r>
-        <w:rPr>
-          <w:lang w:val="es_ES" w:bidi="es_ES"/>
-        </w:rPr>
-      </w:r>
     </w:p>
     <w:p>
       <w:pPr/>
@@ -2861,24 +1634,6 @@
         </w:rPr>
         <w:t xml:space="preserve"> El sol y la luna se oscurecerán, y las estrellas retraerán su resplandor.</w:t>
       </w:r>
-      <w:r>
-        <w:rPr>
-          <w:lang w:val="es_ES" w:bidi="es_ES"/>
-        </w:rPr>
-      </w:r>
-      <w:r>
-        <w:rPr>
-          <w:lang w:val="es_ES" w:bidi="es_ES"/>
-        </w:rPr>
-      </w:r>
-    </w:p>
-    <w:p>
-      <w:pPr/>
-      <w:r>
-        <w:rPr>
-          <w:lang w:val="es_ES" w:bidi="es_ES"/>
-        </w:rPr>
-      </w:r>
     </w:p>
     <w:p>
       <w:pPr/>
@@ -2900,24 +1655,6 @@
         </w:rPr>
         <w:t xml:space="preserve"> Y Jehová bramará desde Sión, y dará su voz desde Jerusalem, y temblarán los cielos y la tierra: mas Jehová será la esperanza de su pueblo, y la fortaleza de los hijos de Israel.</w:t>
       </w:r>
-      <w:r>
-        <w:rPr>
-          <w:lang w:val="es_ES" w:bidi="es_ES"/>
-        </w:rPr>
-      </w:r>
-      <w:r>
-        <w:rPr>
-          <w:lang w:val="es_ES" w:bidi="es_ES"/>
-        </w:rPr>
-      </w:r>
-    </w:p>
-    <w:p>
-      <w:pPr/>
-      <w:r>
-        <w:rPr>
-          <w:lang w:val="es_ES" w:bidi="es_ES"/>
-        </w:rPr>
-      </w:r>
     </w:p>
     <w:p>
       <w:pPr/>
@@ -2939,24 +1676,6 @@
         </w:rPr>
         <w:t xml:space="preserve"> Y conoceréis que yo soy Jehová vuestro Dios, que habito en Sión, monte de mi santidad: y será Jerusalem santa, y extraños no pasarán más por ella.</w:t>
       </w:r>
-      <w:r>
-        <w:rPr>
-          <w:lang w:val="es_ES" w:bidi="es_ES"/>
-        </w:rPr>
-      </w:r>
-      <w:r>
-        <w:rPr>
-          <w:lang w:val="es_ES" w:bidi="es_ES"/>
-        </w:rPr>
-      </w:r>
-    </w:p>
-    <w:p>
-      <w:pPr/>
-      <w:r>
-        <w:rPr>
-          <w:lang w:val="es_ES" w:bidi="es_ES"/>
-        </w:rPr>
-      </w:r>
     </w:p>
     <w:p>
       <w:pPr/>
@@ -2978,24 +1697,6 @@
         </w:rPr>
         <w:t xml:space="preserve"> Y será en aquel tiempo, que los montes destilarán mosto, y los collados fluirán leche, y por todos los arroyos de Judá correrán aguas: y saldrá una fuente de la casa de Jehová, y regará el valle de Sittim.</w:t>
       </w:r>
-      <w:r>
-        <w:rPr>
-          <w:lang w:val="es_ES" w:bidi="es_ES"/>
-        </w:rPr>
-      </w:r>
-      <w:r>
-        <w:rPr>
-          <w:lang w:val="es_ES" w:bidi="es_ES"/>
-        </w:rPr>
-      </w:r>
-    </w:p>
-    <w:p>
-      <w:pPr/>
-      <w:r>
-        <w:rPr>
-          <w:lang w:val="es_ES" w:bidi="es_ES"/>
-        </w:rPr>
-      </w:r>
     </w:p>
     <w:p>
       <w:pPr/>
@@ -3017,24 +1718,6 @@
         </w:rPr>
         <w:t xml:space="preserve"> Egipto será destruído, y Edom será vuelto en asolado desierto, por la injuria hecha á los hijos de Judá: porque derramaron en su tierra la sangre inocente.</w:t>
       </w:r>
-      <w:r>
-        <w:rPr>
-          <w:lang w:val="es_ES" w:bidi="es_ES"/>
-        </w:rPr>
-      </w:r>
-      <w:r>
-        <w:rPr>
-          <w:lang w:val="es_ES" w:bidi="es_ES"/>
-        </w:rPr>
-      </w:r>
-    </w:p>
-    <w:p>
-      <w:pPr/>
-      <w:r>
-        <w:rPr>
-          <w:lang w:val="es_ES" w:bidi="es_ES"/>
-        </w:rPr>
-      </w:r>
     </w:p>
     <w:p>
       <w:pPr/>
@@ -3056,24 +1739,6 @@
         </w:rPr>
         <w:t xml:space="preserve"> Mas Judá para siempre será habitada, y Jerusalem en generación y generación.</w:t>
       </w:r>
-      <w:r>
-        <w:rPr>
-          <w:lang w:val="es_ES" w:bidi="es_ES"/>
-        </w:rPr>
-      </w:r>
-      <w:r>
-        <w:rPr>
-          <w:lang w:val="es_ES" w:bidi="es_ES"/>
-        </w:rPr>
-      </w:r>
-    </w:p>
-    <w:p>
-      <w:pPr/>
-      <w:r>
-        <w:rPr>
-          <w:lang w:val="es_ES" w:bidi="es_ES"/>
-        </w:rPr>
-      </w:r>
     </w:p>
     <w:p>
       <w:pPr/>
@@ -3094,16 +1759,6 @@
           <w:lang w:val="es_ES" w:bidi="es_ES"/>
         </w:rPr>
         <w:t xml:space="preserve"> Y limpiaré la sangre de los que no limpié; y Jehová morará en Sión.</w:t>
-      </w:r>
-      <w:r>
-        <w:rPr>
-          <w:lang w:val="es_ES" w:bidi="es_ES"/>
-        </w:rPr>
-      </w:r>
-      <w:r>
-        <w:rPr>
-          <w:lang w:val="es_ES" w:bidi="es_ES"/>
-        </w:rPr>
       </w:r>
     </w:p>
     <w:sectPr>
